--- a/docs/软件产品说明书.docx
+++ b/docs/软件产品说明书.docx
@@ -1204,11 +1204,13 @@
         </w:rPr>
       </w:pPr>
       <w:r>
-        <w:rPr>
-          <w:color w:val="C00000"/>
-          <w:lang w:val="en-US" w:eastAsia="zh-CN"/>
-        </w:rPr>
-        <w:t>《校园图书借阅 Web 系统功能需求分析文档 V1.0》</w:t>
+        <w:t>《智聘星图功能需求分析文档 V1.0》</w:t>
+        <w:br/>
+        <w:t>《智聘星图软件功能设计文档 V1.0》</w:t>
+        <w:br/>
+        <w:t>智聘星图产品正式版功能清单</w:t>
+        <w:br/>
+        <w:t>第十五届中国软件杯大赛 B2 赛题说明书</w:t>
       </w:r>
     </w:p>
     <w:p>
@@ -1506,15 +1508,7 @@
               <w:jc w:val="left"/>
             </w:pPr>
             <w:r>
-              <w:rPr>
-                <w:rFonts w:ascii="宋体" w:hAnsi="宋体" w:eastAsia="宋体" w:cs="宋体"/>
-                <w:kern w:val="0"/>
-                <w:sz w:val="24"/>
-                <w:szCs w:val="24"/>
-                <w:bdr w:val="none" w:color="auto" w:sz="0" w:space="0"/>
-                <w:lang w:val="en-US" w:eastAsia="zh-CN" w:bidi="ar"/>
-              </w:rPr>
-              <w:t>馆藏</w:t>
+              <w:t>技能图谱</w:t>
             </w:r>
           </w:p>
         </w:tc>
@@ -1595,15 +1589,7 @@
               <w:jc w:val="left"/>
             </w:pPr>
             <w:r>
-              <w:rPr>
-                <w:rFonts w:ascii="宋体" w:hAnsi="宋体" w:eastAsia="宋体" w:cs="宋体"/>
-                <w:kern w:val="0"/>
-                <w:sz w:val="24"/>
-                <w:szCs w:val="24"/>
-                <w:bdr w:val="none" w:color="auto" w:sz="0" w:space="0"/>
-                <w:lang w:val="en-US" w:eastAsia="zh-CN" w:bidi="ar"/>
-              </w:rPr>
-              <w:t>ISBN</w:t>
+              <w:t>JD</w:t>
             </w:r>
           </w:p>
         </w:tc>
@@ -1684,15 +1670,7 @@
               <w:jc w:val="left"/>
             </w:pPr>
             <w:r>
-              <w:rPr>
-                <w:rFonts w:ascii="宋体" w:hAnsi="宋体" w:eastAsia="宋体" w:cs="宋体"/>
-                <w:kern w:val="0"/>
-                <w:sz w:val="24"/>
-                <w:szCs w:val="24"/>
-                <w:bdr w:val="none" w:color="auto" w:sz="0" w:space="0"/>
-                <w:lang w:val="en-US" w:eastAsia="zh-CN" w:bidi="ar"/>
-              </w:rPr>
-              <w:t>借阅周期</w:t>
+              <w:t>AI面试会话有效期</w:t>
             </w:r>
           </w:p>
         </w:tc>
@@ -1772,15 +1750,7 @@
               <w:jc w:val="left"/>
             </w:pPr>
             <w:r>
-              <w:rPr>
-                <w:rFonts w:ascii="宋体" w:hAnsi="宋体" w:eastAsia="宋体" w:cs="宋体"/>
-                <w:kern w:val="0"/>
-                <w:sz w:val="24"/>
-                <w:szCs w:val="24"/>
-                <w:bdr w:val="none" w:color="auto" w:sz="0" w:space="0"/>
-                <w:lang w:val="en-US" w:eastAsia="zh-CN" w:bidi="ar"/>
-              </w:rPr>
-              <w:t>续借</w:t>
+              <w:t>重答/换题</w:t>
             </w:r>
           </w:p>
         </w:tc>
@@ -2418,11 +2388,7 @@
         </w:rPr>
       </w:pPr>
       <w:r>
-        <w:rPr>
-          <w:color w:val="C00000"/>
-          <w:lang w:val="en-US" w:eastAsia="zh-CN"/>
-        </w:rPr>
-        <w:t>【填写示例】 《校园图书借阅管理系统》是专为高校图书馆打造的线上业务管理平台，采用网页端运行方式，无需下载安装。系统覆盖图书检索、线上预约、借还登记、读者管理等全流程功能，既可以让师生随时随地查书、借书，也能帮助图书馆管理员高效处理日常业务，减少人工工作量。</w:t>
+        <w:t>智聘星图 (Zhihire StarMap) 是基于银河麒麟操作系统的 AI 智能匹配与能力图谱平台。系统面向求职者与招聘企业，提供简历智能解析、个人能力图谱生成、人岗智能匹配推荐、AI 职业规划及 AI 模拟面试等核心功能，解决传统招聘流程中简历筛选效率低、人岗匹配不精准、求职者职业发展路径不清晰等痛点。系统采用 B/S 架构，使用 KingbaseES 数据库，通过 DeepSeek 大模型 API 提供 AI 能力支撑。</w:t>
       </w:r>
     </w:p>
     <w:p>
@@ -2700,11 +2666,7 @@
         </w:rPr>
       </w:pPr>
       <w:r>
-        <w:rPr>
-          <w:color w:val="C00000"/>
-          <w:lang w:val="en-US" w:eastAsia="zh-CN"/>
-        </w:rPr>
-        <w:t>高效率：借还操作秒级完成，自动更新库存与借阅记录，替代人工统计。</w:t>
+        <w:t>高效率：简历AI解析秒级完成，自动提取结构化信息；人岗匹配毫秒级计算评分。</w:t>
       </w:r>
     </w:p>
     <w:p>
@@ -2800,26 +2762,23 @@
         </w:rPr>
       </w:pPr>
       <w:r>
-        <w:rPr>
-          <w:color w:val="C00000"/>
-          <w:lang w:val="en-US" w:eastAsia="zh-CN"/>
-        </w:rPr>
-        <w:t>【填写要求】国标强制章节，面向用户说明系统性能与账号安全规则。 【填写示例】</w:t>
-      </w:r>
-    </w:p>
-    <w:p>
-      <w:pPr>
-        <w:rPr>
-          <w:color w:val="C00000"/>
-          <w:lang w:val="en-US" w:eastAsia="zh-CN"/>
-        </w:rPr>
-      </w:pPr>
-      <w:r>
-        <w:rPr>
-          <w:color w:val="C00000"/>
-          <w:lang w:val="en-US" w:eastAsia="zh-CN"/>
-        </w:rPr>
-        <w:t>性能说明：常规操作页面加载时间不超过 2 秒，图书检索、借还登记等核心操作 1 秒内响应，日常使用流畅无卡顿。</w:t>
+        <w:t>国标强制章节，面向用户说明系统性能与账号安全规则。</w:t>
+        <w:br/>
+        <w:br/>
+        <w:t>性能说明：常规操作页面加载时间不超过 2 秒，简历解析、AI 面试等 AI 操作在 5 秒内响应，日常使用流畅无卡顿。</w:t>
+        <w:br/>
+        <w:t>安全说明：密码采用 BCrypt 加密存储，接口通过 JWT Token（HS256）鉴权，会话有效期 24 小时。</w:t>
+      </w:r>
+    </w:p>
+    <w:p>
+      <w:pPr>
+        <w:rPr>
+          <w:color w:val="C00000"/>
+          <w:lang w:val="en-US" w:eastAsia="zh-CN"/>
+        </w:rPr>
+      </w:pPr>
+      <w:r>
+        <w:t>性能说明：常规操作页面加载时间不超过2秒，简历解析、图谱渲染、AI面试等核心操作5秒内响应。</w:t>
       </w:r>
     </w:p>
     <w:p>
@@ -3276,11 +3235,20 @@
         </w:rPr>
       </w:pPr>
       <w:r>
-        <w:rPr>
-          <w:color w:val="C00000"/>
-          <w:lang w:val="en-US" w:eastAsia="zh-CN"/>
-        </w:rPr>
-        <w:t>【填写示例】 本系统为网页版产品，无需下载安装。操作步骤如下：</w:t>
+        <w:t>本系统为网页版产品，无需下载安装。操作步骤如下：</w:t>
+        <w:br/>
+        <w:t>1. 打开浏览器（推荐 Chrome / Firefox / Edge 最新版本）</w:t>
+        <w:br/>
+        <w:t>2. 在地址栏输入系统访问地址</w:t>
+        <w:br/>
+        <w:t>3. 系统自动跳转至首页，可进行注册、登录等操作</w:t>
+        <w:br/>
+        <w:br/>
+        <w:t>开发环境默认前端地址：http://localhost:5173</w:t>
+        <w:br/>
+        <w:t>后端 API 文档：http://localhost:8000/api/docs (Swagger)</w:t>
+        <w:br/>
+        <w:t>管理员可查看 ReDoc 文档：http://localhost:8000/api/redoc</w:t>
       </w:r>
     </w:p>
     <w:p>
@@ -3581,11 +3549,13 @@
         </w:rPr>
       </w:pPr>
       <w:r>
-        <w:rPr>
-          <w:color w:val="C00000"/>
-          <w:lang w:val="en-US" w:eastAsia="zh-CN"/>
-        </w:rPr>
-        <w:t>【填写示例】 系统管理员首次登录后，需完成 3 项基础配置：</w:t>
+        <w:t>系统管理员首次登录后，建议依次完成以下初始配置：</w:t>
+        <w:br/>
+        <w:t>1. 配置 DeepSeek API Key - 在「AI 模型配置」页面填入 API Key，确保 AI 功能正常调用</w:t>
+        <w:br/>
+        <w:t>2. 审核企业注册 - 在「审核管理 - 企业审核」中处理待审核的企业注册申请</w:t>
+        <w:br/>
+        <w:t>3. 检查系统状态 - 在仪表板页面查看用户统计、岗位统计、服务状态等运行数据</w:t>
       </w:r>
     </w:p>
     <w:p>
@@ -3773,11 +3743,7 @@
         </w:rPr>
       </w:pPr>
       <w:r>
-        <w:rPr>
-          <w:color w:val="C00000"/>
-          <w:lang w:val="en-US" w:eastAsia="zh-CN"/>
-        </w:rPr>
-        <w:t>在检索框中输入书名、作者或 ISBN 编号；</w:t>
+        <w:t>在搜索框中输入岗位名称、关键词或企业名称；</w:t>
       </w:r>
     </w:p>
     <w:p>
@@ -3851,11 +3817,13 @@
         </w:rPr>
       </w:pPr>
       <w:r>
-        <w:rPr>
-          <w:color w:val="C00000"/>
-          <w:lang w:val="en-US" w:eastAsia="zh-CN"/>
-        </w:rPr>
-        <w:t>馆藏状态：可筛选 “全部、可借、已借出” 三类。</w:t>
+        <w:t>匹配度范围：可按匹配度百分比范围筛选；</w:t>
+        <w:br/>
+        <w:t>工作地点：支持按城市、区域筛选；</w:t>
+        <w:br/>
+        <w:t>薪资范围：支持按最低薪资区间筛选；</w:t>
+        <w:br/>
+        <w:t>学历要求：支持按学历等级筛选。</w:t>
       </w:r>
     </w:p>
     <w:p>
@@ -3881,11 +3849,11 @@
         </w:rPr>
       </w:pPr>
       <w:r>
-        <w:rPr>
-          <w:color w:val="C00000"/>
-          <w:lang w:val="en-US" w:eastAsia="zh-CN"/>
-        </w:rPr>
         <w:t>关键词过短可能匹配结果过多，建议输入 2 个以上字符；</w:t>
+        <w:br/>
+        <w:t>搜索支持模糊匹配，输入部分岗位名称即可检索；</w:t>
+        <w:br/>
+        <w:t>组合筛选条件可缩小搜索范围，提高匹配精度。</w:t>
       </w:r>
     </w:p>
     <w:p>
@@ -4385,11 +4353,7 @@
         </w:rPr>
       </w:pPr>
       <w:r>
-        <w:rPr>
-          <w:color w:val="C00000"/>
-          <w:lang w:val="en-US" w:eastAsia="zh-CN"/>
-        </w:rPr>
-        <w:t>功能入口：左侧菜单「借还管理 - 借还登记」</w:t>
+        <w:t>功能入口：在「岗位管理」页点击具体岗位的「候选人」按钮</w:t>
       </w:r>
     </w:p>
     <w:p>
@@ -4449,12 +4413,7 @@
         </w:rPr>
       </w:pPr>
       <w:r>
-        <w:rPr>
-          <w:rFonts w:hint="eastAsia"/>
-          <w:color w:val="C00000"/>
-          <w:lang w:val="en-US" w:eastAsia="zh-CN"/>
-        </w:rPr>
-        <w:t>其余管理员端功能按相同格式补充。</w:t>
+        <w:t>其余企业端功能（智能筛选、岗位能力图谱等）按相同格式补充。</w:t>
       </w:r>
     </w:p>
     <w:p>
@@ -4967,15 +4926,7 @@
               <w:jc w:val="left"/>
             </w:pPr>
             <w:r>
-              <w:rPr>
-                <w:rFonts w:ascii="宋体" w:hAnsi="宋体" w:eastAsia="宋体" w:cs="宋体"/>
-                <w:kern w:val="0"/>
-                <w:sz w:val="24"/>
-                <w:szCs w:val="24"/>
-                <w:bdr w:val="none" w:color="auto" w:sz="0" w:space="0"/>
-                <w:lang w:val="en-US" w:eastAsia="zh-CN" w:bidi="ar"/>
-              </w:rPr>
-              <w:t>联系图书馆管理员申请开通对应权限</w:t>
+              <w:t>当前账号没有对应功能的操作权限，请联系管理员申请开通</w:t>
             </w:r>
           </w:p>
         </w:tc>
@@ -5025,15 +4976,7 @@
               <w:jc w:val="left"/>
             </w:pPr>
             <w:r>
-              <w:rPr>
-                <w:rFonts w:ascii="宋体" w:hAnsi="宋体" w:eastAsia="宋体" w:cs="宋体"/>
-                <w:kern w:val="0"/>
-                <w:sz w:val="24"/>
-                <w:szCs w:val="24"/>
-                <w:bdr w:val="none" w:color="auto" w:sz="0" w:space="0"/>
-                <w:lang w:val="en-US" w:eastAsia="zh-CN" w:bidi="ar"/>
-              </w:rPr>
-              <w:t>借阅申请提交失败</w:t>
+              <w:t>操作提交失败</w:t>
             </w:r>
           </w:p>
         </w:tc>
@@ -5064,15 +5007,7 @@
               <w:jc w:val="left"/>
             </w:pPr>
             <w:r>
-              <w:rPr>
-                <w:rFonts w:ascii="宋体" w:hAnsi="宋体" w:eastAsia="宋体" w:cs="宋体"/>
-                <w:kern w:val="0"/>
-                <w:sz w:val="24"/>
-                <w:szCs w:val="24"/>
-                <w:bdr w:val="none" w:color="auto" w:sz="0" w:space="0"/>
-                <w:lang w:val="en-US" w:eastAsia="zh-CN" w:bidi="ar"/>
-              </w:rPr>
-              <w:t>存在逾期未还图书，或已达最大借阅数量</w:t>
+              <w:t>输入的参数不合法，或服务器内部错误</w:t>
             </w:r>
           </w:p>
         </w:tc>
@@ -5103,15 +5038,7 @@
               <w:jc w:val="left"/>
             </w:pPr>
             <w:r>
-              <w:rPr>
-                <w:rFonts w:ascii="宋体" w:hAnsi="宋体" w:eastAsia="宋体" w:cs="宋体"/>
-                <w:kern w:val="0"/>
-                <w:sz w:val="24"/>
-                <w:szCs w:val="24"/>
-                <w:bdr w:val="none" w:color="auto" w:sz="0" w:space="0"/>
-                <w:lang w:val="en-US" w:eastAsia="zh-CN" w:bidi="ar"/>
-              </w:rPr>
-              <w:t>先归还逾期图书，确认已借阅数量是否超限</w:t>
+              <w:t>检查输入参数是否符合规范，刷新页面后重试；若仍失败请联系技术支持</w:t>
             </w:r>
           </w:p>
         </w:tc>
@@ -5677,20 +5604,10 @@
         </w:rPr>
       </w:pPr>
       <w:r>
-        <w:rPr>
-          <w:color w:val="C00000"/>
-          <w:lang w:val="en-US" w:eastAsia="zh-CN"/>
-        </w:rPr>
-        <w:t>【填写要求】国</w:t>
-      </w:r>
-      <w:bookmarkStart w:id="0" w:name="_GoBack"/>
-      <w:bookmarkEnd w:id="0"/>
-      <w:r>
-        <w:rPr>
-          <w:color w:val="C00000"/>
-          <w:lang w:val="en-US" w:eastAsia="zh-CN"/>
-        </w:rPr>
-        <w:t xml:space="preserve">标强制章节，说明非常规场景的用户侧操作。 </w:t>
+        <w:t>国标强制章节，说明非常规场景的用户侧操作。</w:t>
+        <w:br/>
+        <w:br/>
+        <w:t>以下为常见应急场景的处理指引：</w:t>
       </w:r>
     </w:p>
     <w:p>
